--- a/database/Database/HRMSS_Giai_thich_ERD.docx
+++ b/database/Database/HRMSS_Giai_thich_ERD.docx
@@ -39,7 +39,7 @@
         <w:pStyle w:val="ListBullet"/>
       </w:pPr>
       <w:r>
-        <w:t>Tài liệu giải thích 25 bảng, các khóa liên kết và những bảng được đọc hoặc ghi trong quy trình xử lý yêu cầu sửa chữa.</w:t>
+        <w:t>Tài liệu giải thích 28 bảng, 60 khóa ngoại, các ràng buộc và những bảng được đọc hoặc ghi trong quy trình xử lý yêu cầu sửa chữa. Cập nhật ca làm, chuyên môn, hoàn thành riêng từng thợ, đề nghị kéo dài gần nhất và vị trí realtime khi mở ứng dụng.</w:t>
       </w:r>
     </w:p>
     <w:p>
@@ -663,7 +663,7 @@
         <w:rPr>
           <w:bCs/>
         </w:rPr>
-        <w:t>Tất cả 25 bảng có created_at và updated_at. Thời gian nghiệp vụ như paid_at, assigned_at và recorded_at được lưu riêng vì có thể khác thời điểm tạo/cập nhật bản ghi.</w:t>
+        <w:t>Tất cả 28 bảng có created_at và updated_at. Thời gian nghiệp vụ như paid_at, assigned_at, completed_at và recorded_at được lưu riêng. Các thời điểm được thống nhất lưu UTC; giao diện hiển thị theo múi giờ nghiệp vụ.</w:t>
       </w:r>
     </w:p>
     <w:p>
@@ -2414,7 +2414,7 @@
         <w:rPr>
           <w:bCs/>
         </w:rPr>
-        <w:t>Các cột nghiệp vụ: username, password_hash, full_name, email, phone, account_status.</w:t>
+        <w:t>Các cột nghiệp vụ: username, password_hash, full_name, email, phone, ava_storage_reference, account_status; location_sharing_enabled, latitude, longitude, location_accuracy, location_recorded_at, location_received_at, location_session_expires_at, location_state_version.</w:t>
       </w:r>
     </w:p>
     <w:p>
@@ -2429,6 +2429,38 @@
           <w:bCs/>
         </w:rPr>
         <w:t>Không được trùng: username; email khi có giá trị. Email cho phép NULL, phone không UNIQUE.</w:t>
+      </w:r>
+    </w:p>
+    <w:p>
+      <w:pPr>
+        <w:pStyle w:val="ListBullet"/>
+      </w:pPr>
+      <w:r>
+        <w:t>ava_storage_reference VARCHAR(255) NULL tham chiếu avatar. Nhóm location_* và latitude/longitude chỉ lưu vị trí mới nhất của Technician, không lưu hành trình. Các role khác không sử dụng tọa độ. location_state_version giúp ngăn gói tin hoặc phiên cũ khôi phục vị trí sau khi đã tắt.</w:t>
+      </w:r>
+    </w:p>
+    <w:p>
+      <w:pPr>
+        <w:pStyle w:val="ListBullet"/>
+      </w:pPr>
+      <w:r>
+        <w:t>Thợ tự bật/tắt chia sẻ, chỉ gửi khi mở app/web và trong ca AVAILABLE; chỉ Manager được xem. Không yêu cầu chạy nền. Khi tắt, BE xóa tọa độ/thời gian/expiry và tăng version; hết ca hoặc hết phiên thì ẩn vị trí. Điểm cũ phải được đánh dấu mất cập nhật. Chu kỳ gửi, ngưỡng stale và thời hạn phiên cần thống nhất với bên app.</w:t>
+      </w:r>
+    </w:p>
+    <w:p>
+      <w:pPr>
+        <w:pStyle w:val="ListBullet"/>
+      </w:pPr>
+      <w:r>
+        <w:t>SQL kiểm tra tọa độ theo cặp, vĩ độ [-90,90], kinh độ [-180,180], độ chính xác không âm và thời gian khi có tọa độ. BE kiểm tra role, ca làm, quyền xem, thứ tự bản tin và phiên hiện hành. Không thêm trường BUSY/AVAILABLE vào UserAccount; account_status chỉ điều khiển truy cập tài khoản.</w:t>
+      </w:r>
+    </w:p>
+    <w:p>
+      <w:pPr>
+        <w:pStyle w:val="ListBullet"/>
+      </w:pPr>
+      <w:r>
+        <w:t>Quan hệ bổ sung: UserAccount liên kết TechnicianSpecialty qua technician_id/maintained_by; TechnicianShift qua technician_id/created_by/updated_by; RepairVisit qua extension_requested_by/extension_decided_by; ScheduleChangeHistory qua changed_by. Các FK người thực hiện không tự cấp quyền nghiệp vụ.</w:t>
       </w:r>
     </w:p>
     <w:p>
@@ -6368,7 +6400,7 @@
         <w:rPr>
           <w:bCs/>
         </w:rPr>
-        <w:t>Các cột nghiệp vụ: visit_number, scheduled_start, scheduled_end, visit_status, work_performed, follow_up_reason, remaining_work, testing_result, handover_result.</w:t>
+        <w:t>Các cột nghiệp vụ: visit_number, scheduled_start, scheduled_end, visit_status, work_performed, follow_up_reason, remaining_work, testing_result, handover_result, technical_completed_at; extension_requested_by, extension_requested_at, proposed_end, extension_reason, extension_status, extension_decided_by, extension_decided_at, extension_decision_notes.</w:t>
       </w:r>
     </w:p>
     <w:p>
@@ -6387,6 +6419,38 @@
     </w:p>
     <w:p>
       <w:pPr>
+        <w:pStyle w:val="ListBullet"/>
+      </w:pPr>
+      <w:r>
+        <w:t>technical_completed_at ghi nhận hoàn tất kỹ thuật toàn visit, không phải thời điểm một thợ rời việc. Hoàn tất kỹ thuật, review, đóng request và thanh toán là các dữ kiện khác nhau.</w:t>
+      </w:r>
+    </w:p>
+    <w:p>
+      <w:pPr>
+        <w:pStyle w:val="ListBullet"/>
+      </w:pPr>
+      <w:r>
+        <w:t>Chỉ giữ đề nghị kéo dài gần nhất ngay trong repair_visit, không có bảng visit_extension_request. extension_status NULL khi chưa có đề nghị; PENDING, APPROVED hoặc REJECTED khi có. proposed_end được NULL nếu chưa biết khi nào xong; APPROVED bắt buộc có giờ đề xuất và người/thời điểm duyệt.</w:t>
+      </w:r>
+    </w:p>
+    <w:p>
+      <w:pPr>
+        <w:pStyle w:val="ListBullet"/>
+      </w:pPr>
+      <w:r>
+        <w:t>extension_requested_by và extension_decided_by tham chiếu user_account.user_id: mỗi FK tùy chọn, một tài khoản có thể liên quan nhiều visit. BE xác thực người đề nghị là thợ được giao việc và người duyệt là Manager. Không ghi đè đề nghị PENDING chưa xử lý; lần mới thay toàn bộ trạng thái gần nhất trong một transaction.</w:t>
+      </w:r>
+    </w:p>
+    <w:p>
+      <w:pPr>
+        <w:pStyle w:val="ListBullet"/>
+      </w:pPr>
+      <w:r>
+        <w:t>Thực tế quá giờ được ghi nhận/cảnh báo ngay; Manager chỉ duyệt giờ mới sau khi xử lý lịch bị ảnh hưởng, kể cả khoảng đệm 30 phút. Ghi schedule_change_history cùng transaction khi sửa lịch. Không lưu toàn bộ lịch sử đề nghị bị từ chối; lịch đã sửa vẫn có lịch sử. Cần chuyến khác thì tạo follow-up, không tự tăng phí.</w:t>
+      </w:r>
+    </w:p>
+    <w:p>
+      <w:pPr>
         <w:pStyle w:val="Heading2"/>
       </w:pPr>
       <w:r>
@@ -6593,35 +6657,57 @@
         <w:rPr>
           <w:bCs/>
         </w:rPr>
-        <w:t>Các cột nghiệp vụ: assigned_at, ended_at, assignment_status, notes.</w:t>
-      </w:r>
-    </w:p>
-    <w:p>
-      <w:pPr>
-        <w:pStyle w:val="ListBullet"/>
-        <w:rPr>
-          <w:bCs/>
-        </w:rPr>
-      </w:pPr>
-      <w:r>
-        <w:rPr>
-          <w:bCs/>
-        </w:rPr>
-        <w:t xml:space="preserve">Không đặt </w:t>
-      </w:r>
-      <w:proofErr w:type="gramStart"/>
-      <w:r>
-        <w:rPr>
-          <w:bCs/>
-        </w:rPr>
-        <w:t>UNIQUE(</w:t>
-      </w:r>
-      <w:proofErr w:type="gramEnd"/>
-      <w:r>
-        <w:rPr>
-          <w:bCs/>
-        </w:rPr>
-        <w:t>visit_id, technician_id) cho toàn bộ lịch sử vì thợ có thể được phân công lại. BE kiểm tra role TECHNICIAN và phân công đang hiệu lực không bị trùng.</w:t>
+        <w:t>Các cột nghiệp vụ: assigned_at, ended_at, assignment_status, notes, planned_start, planned_end, started_at, completed_at, completion_note. active_technician_id là cột sinh hỗ trợ vật lý, không phải trạng thái rảnh/bận nghiệp vụ.</w:t>
+      </w:r>
+    </w:p>
+    <w:p>
+      <w:pPr>
+        <w:pStyle w:val="ListBullet"/>
+      </w:pPr>
+      <w:r>
+        <w:t>planned_start/planned_end là khoảng làm dự kiến riêng từng thợ; cả hai cùng trống hoặc cùng có giá trị và end &gt; start. assigned_at là thời điểm giao việc, không phải bắt đầu làm. started_at là thời điểm thực làm; completed_at là thời điểm server lần đầu nhận xác nhận hoàn thành của chính thợ. ended_at là kết thúc phân công hành chính, không thay thế completed_at.</w:t>
+      </w:r>
+    </w:p>
+    <w:p>
+      <w:pPr>
+        <w:pStyle w:val="ListBullet"/>
+      </w:pPr>
+      <w:r>
+        <w:t>Thợ B xác nhận lúc 10:20 thì sớm nhất 10:50 có thể bắt đầu việc khác nếu đủ ca/lịch/chuyên môn; A vẫn làm visit cũ. Xác nhận của B chỉ kết thúc phần việc B, không hoàn thành toàn visit. Gửi xác nhận lặp phải trả lại kết quả cũ, không đổi completed_at.</w:t>
+      </w:r>
+    </w:p>
+    <w:p>
+      <w:pPr>
+        <w:pStyle w:val="ListBullet"/>
+      </w:pPr>
+      <w:r>
+        <w:t>Khi xếp lịch trước dùng planned_end + 30 phút; khi đã hoàn thành dùng completed_at + 30 phút. Kiểm tra khoảng đệm ở cả trước và sau lịch mới. Khóa dòng user_account của các thợ theo thứ tự ID, đọc lại lịch và lưu cùng transaction để tránh hai Manager phân trùng. BE kiểm tra lịch nằm trong ca AVAILABLE, không chồng lịch, nhóm chuyên môn đủ và không tự động dời giờ khách.</w:t>
+      </w:r>
+    </w:p>
+    <w:p>
+      <w:pPr>
+        <w:pStyle w:val="ListBullet"/>
+        <w:rPr>
+          <w:bCs/>
+        </w:rPr>
+      </w:pPr>
+      <w:r>
+        <w:rPr>
+          <w:bCs/>
+        </w:rPr>
+        <w:t>Không đặt UNIQUE(visit_id, technician_id) cho toàn bộ lịch sử. SQL dùng active_technician_id=technician_id khi ended_at và completed_at cùng NULL, ngược lại NULL; UNIQUE(visit_id, active_technician_id) ngăn trùng phân công chưa kết thúc. Khi hủy/đổi thợ phải đặt ended_at. UNIQUE(visit_id, assignment_id) hỗ trợ FK ghép của lịch sử đổi lịch.</w:t>
+      </w:r>
+      <w:proofErr w:type="gramStart"/>
+      <w:r>
+        <w:rPr>
+          <w:bCs/>
+        </w:rPr>
+      </w:r>
+      <w:proofErr w:type="gramEnd"/>
+      <w:r>
+        <w:rPr>
+          <w:bCs/>
+        </w:rPr>
       </w:r>
     </w:p>
     <w:p>
@@ -10384,6 +10470,166 @@
     <w:p>
       <w:pPr>
         <w:pStyle w:val="Heading1"/>
+      </w:pPr>
+      <w:r>
+        <w:t>Chuyên môn ca làm và lịch sử lịch hẹn</w:t>
+      </w:r>
+    </w:p>
+    <w:p>
+      <w:pPr>
+        <w:pStyle w:val="Heading2"/>
+      </w:pPr>
+      <w:r>
+        <w:t>26. Bảng TechnicianSpecialty</w:t>
+      </w:r>
+    </w:p>
+    <w:p>
+      <w:pPr>
+        <w:pStyle w:val="ListBullet"/>
+      </w:pPr>
+      <w:r>
+        <w:t>Tên bảng trong SQL: technician_specialty.</w:t>
+      </w:r>
+    </w:p>
+    <w:p>
+      <w:pPr>
+        <w:pStyle w:val="ListBullet"/>
+      </w:pPr>
+      <w:r>
+        <w:t>Lưu gì và mục đích: Liên kết nhiều–nhiều giữa Technician và ServiceCategory. Admin gán nhiều chuyên môn cho một thợ; một category có nhiều thợ. Không tạo danh mục chuyên môn riêng.</w:t>
+      </w:r>
+    </w:p>
+    <w:p>
+      <w:pPr>
+        <w:pStyle w:val="ListBullet"/>
+      </w:pPr>
+      <w:r>
+        <w:t>Khóa chính: PK ghép (technician_id, category_id), không lặp cùng thợ/cùng chuyên môn.</w:t>
+      </w:r>
+    </w:p>
+    <w:p>
+      <w:pPr>
+        <w:pStyle w:val="ListBullet"/>
+      </w:pPr>
+      <w:r>
+        <w:t>Khóa ngoại: technician_id → user_account.user_id; category_id → service_category.category_id; maintained_by → user_account.user_id. Mỗi dòng phải có đúng một thợ, category và Admin cập nhật. Một bản ghi cha có 0..N dòng liên kết.</w:t>
+      </w:r>
+    </w:p>
+    <w:p>
+      <w:pPr>
+        <w:pStyle w:val="ListBullet"/>
+      </w:pPr>
+      <w:r>
+        <w:t>Các cột nghiệp vụ: technician_id, category_id, maintained_by. Index category_id hỗ trợ tìm thợ theo nhóm dịch vụ. BE kiểm tra role Technician/Admin, category hợp lệ và chuyên môn của cả nhóm đủ cho visit; không bắt mỗi người biết tất cả.</w:t>
+      </w:r>
+    </w:p>
+    <w:p>
+      <w:pPr>
+        <w:pStyle w:val="Heading2"/>
+      </w:pPr>
+      <w:r>
+        <w:t>27. Bảng TechnicianShift</w:t>
+      </w:r>
+    </w:p>
+    <w:p>
+      <w:pPr>
+        <w:pStyle w:val="ListBullet"/>
+      </w:pPr>
+      <w:r>
+        <w:t>Tên bảng trong SQL: technician_shift.</w:t>
+      </w:r>
+    </w:p>
+    <w:p>
+      <w:pPr>
+        <w:pStyle w:val="ListBullet"/>
+      </w:pPr>
+      <w:r>
+        <w:t>Lưu gì và mục đích: Manager quản lý các ca theo ngày; một thợ có nhiều ca không trùng nhau. Dùng shift_status và status_reason ngay trong ca, không có bảng technician_unavailability.</w:t>
+      </w:r>
+    </w:p>
+    <w:p>
+      <w:pPr>
+        <w:pStyle w:val="ListBullet"/>
+      </w:pPr>
+      <w:r>
+        <w:t>Khóa chính: shift_id tự tăng.</w:t>
+      </w:r>
+    </w:p>
+    <w:p>
+      <w:pPr>
+        <w:pStyle w:val="ListBullet"/>
+      </w:pPr>
+      <w:r>
+        <w:t>Khóa ngoại: technician_id → user_account.user_id; created_by và updated_by → user_account.user_id. Mỗi dòng có một thợ và người tạo/cập nhật. Mỗi tài khoản tương ứng có thể có 0..N ca theo từng vai trò liên kết.</w:t>
+      </w:r>
+    </w:p>
+    <w:p>
+      <w:pPr>
+        <w:pStyle w:val="ListBullet"/>
+      </w:pPr>
+      <w:r>
+        <w:t>Các cột nghiệp vụ: starts_at, ends_at, shift_status, status_reason. SQL kiểm tra ends_at &gt; starts_at; shift_status gồm AVAILABLE, UNAVAILABLE, CANCELLED. Ca không AVAILABLE phải có lý do. AVAILABLE chỉ có nghĩa được xét nhận việc, không có nghĩa đang rảnh.</w:t>
+      </w:r>
+    </w:p>
+    <w:p>
+      <w:pPr>
+        <w:pStyle w:val="ListBullet"/>
+      </w:pPr>
+      <w:r>
+        <w:t>BE ngăn ca chưa hủy trùng nhau, kiểm tra phân công nằm trong ca AVAILABLE. Nghỉ/không nhận việc áp dụng cả ca; không biểu diễn riêng một khoảng nghỉ giữa ca. Manager xử lý lịch bị ảnh hưởng trước khi thay đổi ca. Đệm 30 phút nằm giữa hai công việc của một thợ, không tự bắt các ca cách nhau 30 phút.</w:t>
+      </w:r>
+    </w:p>
+    <w:p>
+      <w:pPr>
+        <w:pStyle w:val="Heading2"/>
+      </w:pPr>
+      <w:r>
+        <w:t>28. Bảng ScheduleChangeHistory</w:t>
+      </w:r>
+    </w:p>
+    <w:p>
+      <w:pPr>
+        <w:pStyle w:val="ListBullet"/>
+      </w:pPr>
+      <w:r>
+        <w:t>Tên bảng trong SQL: schedule_change_history.</w:t>
+      </w:r>
+    </w:p>
+    <w:p>
+      <w:pPr>
+        <w:pStyle w:val="ListBullet"/>
+      </w:pPr>
+      <w:r>
+        <w:t>Lưu gì và mục đích: Lưu từng lần đổi lịch của visit hoặc assignment: thời gian cũ/mới, người sửa, thời điểm và lý do. Không dùng request_status_history thay thế vì đổi lịch không nhất thiết đổi trạng thái request.</w:t>
+      </w:r>
+    </w:p>
+    <w:p>
+      <w:pPr>
+        <w:pStyle w:val="ListBullet"/>
+      </w:pPr>
+      <w:r>
+        <w:t>Khóa chính: change_id tự tăng.</w:t>
+      </w:r>
+    </w:p>
+    <w:p>
+      <w:pPr>
+        <w:pStyle w:val="ListBullet"/>
+      </w:pPr>
+      <w:r>
+        <w:t>Khóa ngoại: visit_id → repair_visit.visit_id; changed_by → user_account.user_id; FK ghép (visit_id, assignment_id) → technician_assignment(visit_id, assignment_id). assignment_id có thể NULL cho lịch toàn visit; khi có thì FK ghép bắt buộc assignment thuộc đúng visit. Một visit/assignment có 0..N lịch sử.</w:t>
+      </w:r>
+    </w:p>
+    <w:p>
+      <w:pPr>
+        <w:pStyle w:val="ListBullet"/>
+      </w:pPr>
+      <w:r>
+        <w:t>Các cột nghiệp vụ: assignment_id, changed_at, old_start, old_end, new_start, new_end, reason. Các cặp giờ cùng NULL hoặc cùng có giá trị hợp lệ; phải có ít nhất khoảng cũ hoặc mới. reason không rỗng. Lưu history cùng transaction với thay đổi lịch; không xóa lịch sử để biểu thị lịch hiện tại.</w:t>
+      </w:r>
+    </w:p>
+    <w:p>
+      <w:pPr>
+        <w:pStyle w:val="Heading1"/>
         <w:rPr>
           <w:u w:val="single"/>
         </w:rPr>
@@ -10753,61 +10999,102 @@
         <w:pStyle w:val="ListBullet"/>
       </w:pPr>
       <w:r>
-        <w:t xml:space="preserve">Đọc </w:t>
+        <w:t>Manager đọc service_request, user_account JOIN role, technician_shift, technician_specialty JOIN service_category và technician_assignment để lọc ca AVAILABLE, chuyên môn và lịch trống. Ưu tiên workload thấp; Manager quyết định. Ghi repair_visit và các assignment có planned_start/planned_end riêng; chặn trùng kể cả đệm 30 phút. Khi đổi lịch ghi schedule_change_history; đổi người giữ phân công cũ với ended_at và ghi phân công mới. Request đổi trạng thái vẫn ghi request_status_history riêng.</w:t>
       </w:r>
       <w:r>
         <w:rPr>
           <w:b/>
         </w:rPr>
-        <w:t>service_request</w:t>
-      </w:r>
-      <w:r>
-        <w:t xml:space="preserve">, đọc tài khoản </w:t>
-      </w:r>
+      </w:r>
+      <w:r/>
       <w:r>
         <w:rPr>
           <w:b/>
         </w:rPr>
-        <w:t>user_account</w:t>
-      </w:r>
-      <w:r>
-        <w:t xml:space="preserve"> JOIN </w:t>
-      </w:r>
+      </w:r>
+      <w:r/>
       <w:r>
         <w:rPr>
           <w:b/>
         </w:rPr>
-        <w:t>role</w:t>
-      </w:r>
-      <w:r>
-        <w:t xml:space="preserve"> để tìm kỹ thuật viên. Ghi </w:t>
-      </w:r>
+      </w:r>
+      <w:r/>
       <w:r>
         <w:rPr>
           <w:b/>
         </w:rPr>
-        <w:t>repair_visit</w:t>
-      </w:r>
-      <w:r>
-        <w:t xml:space="preserve">, rồi nhiều </w:t>
-      </w:r>
+      </w:r>
+      <w:r/>
       <w:r>
         <w:rPr>
           <w:b/>
         </w:rPr>
+      </w:r>
+      <w:r/>
+      <w:r>
+        <w:rPr>
+          <w:b/>
+        </w:rPr>
+      </w:r>
+      <w:r/>
+    </w:p>
+    <w:p>
+      <w:pPr>
+        <w:pStyle w:val="Heading2"/>
+      </w:pPr>
+      <w:r>
+        <w:t xml:space="preserve">6 Xem </w:t>
+      </w:r>
+      <w:proofErr w:type="spellStart"/>
+      <w:r>
+        <w:t>danh</w:t>
+      </w:r>
+      <w:proofErr w:type="spellEnd"/>
+      <w:r>
+        <w:t xml:space="preserve"> </w:t>
+      </w:r>
+      <w:proofErr w:type="spellStart"/>
+      <w:r>
+        <w:t>sách</w:t>
+      </w:r>
+      <w:proofErr w:type="spellEnd"/>
+      <w:r>
+        <w:t xml:space="preserve"> công việc của thợ</w:t>
+      </w:r>
+    </w:p>
+    <w:p>
+      <w:pPr>
+        <w:pStyle w:val="ListBullet"/>
+      </w:pPr>
+      <w:r>
+        <w:t xml:space="preserve">Truy vấn </w:t>
+      </w:r>
+      <w:r>
+        <w:rPr>
+          <w:b/>
+        </w:rPr>
         <w:t>technician_assignment</w:t>
       </w:r>
       <w:r>
-        <w:t xml:space="preserve"> cho cùng visit_id. Khi đổi phân công, cập nhật kết thúc phân công cũ và ghi bản mới theo quy tắc đã chốt. Cập nhật trạng thái yêu cầu kèm </w:t>
+        <w:t xml:space="preserve"> theo technician_id và trạng thái/thời điểm hiệu lực, JOIN </w:t>
       </w:r>
       <w:r>
         <w:rPr>
           <w:b/>
         </w:rPr>
-        <w:t>request_status_history</w:t>
-      </w:r>
-      <w:r>
-        <w:t xml:space="preserve"> khi có chuyển trạng thái.</w:t>
+        <w:t>repair_visit → service_request → customer</w:t>
+      </w:r>
+      <w:r>
+        <w:t xml:space="preserve">. Đọc thêm </w:t>
+      </w:r>
+      <w:r>
+        <w:rPr>
+          <w:b/>
+        </w:rPr>
+        <w:t>service_request_service → service</w:t>
+      </w:r>
+      <w:r>
+        <w:t xml:space="preserve"> khi cần thông tin dịch vụ. Dùng địa chỉ snapshot của request để hiển thị nơi thực hiện.</w:t>
       </w:r>
     </w:p>
     <w:p>
@@ -10815,11 +11102,11 @@
         <w:pStyle w:val="Heading2"/>
       </w:pPr>
       <w:r>
-        <w:t xml:space="preserve">6 Xem </w:t>
-      </w:r>
-      <w:proofErr w:type="spellStart"/>
-      <w:r>
-        <w:t>danh</w:t>
+        <w:t xml:space="preserve">7 </w:t>
+      </w:r>
+      <w:proofErr w:type="spellStart"/>
+      <w:r>
+        <w:t>Kiểm</w:t>
       </w:r>
       <w:proofErr w:type="spellEnd"/>
       <w:r>
@@ -10827,141 +11114,64 @@
       </w:r>
       <w:proofErr w:type="spellStart"/>
       <w:r>
-        <w:t>sách</w:t>
-      </w:r>
-      <w:proofErr w:type="spellEnd"/>
-      <w:r>
-        <w:t xml:space="preserve"> công việc của thợ</w:t>
-      </w:r>
-    </w:p>
-    <w:p>
-      <w:pPr>
-        <w:pStyle w:val="ListBullet"/>
-      </w:pPr>
-      <w:r>
-        <w:t xml:space="preserve">Truy vấn </w:t>
+        <w:t>tra</w:t>
+      </w:r>
+      <w:proofErr w:type="spellEnd"/>
+      <w:r>
+        <w:t xml:space="preserve"> </w:t>
+      </w:r>
+      <w:proofErr w:type="spellStart"/>
+      <w:r>
+        <w:t>và</w:t>
+      </w:r>
+      <w:proofErr w:type="spellEnd"/>
+      <w:r>
+        <w:t xml:space="preserve"> thực hiện công việc</w:t>
+      </w:r>
+    </w:p>
+    <w:p>
+      <w:pPr>
+        <w:pStyle w:val="ListBullet"/>
+      </w:pPr>
+      <w:r>
+        <w:t>Ghi diagnosis, material_usage và kết quả visit như trước. Từng thợ ghi started_at/completed_at của assignment của mình; completed_at do server xác nhận và tạo mốc đệm 30 phút. Không đóng toàn visit theo một người. Đề nghị kéo dài cập nhật nhóm extension_* và proposed_end trên repair_visit; Manager xử lý xung đột rồi cập nhật lịch/history cùng transaction. File vẫn chỉ có một FK chủ sở hữu và Staff ghi repair_result_review.</w:t>
       </w:r>
       <w:r>
         <w:rPr>
           <w:b/>
         </w:rPr>
-        <w:t>technician_assignment</w:t>
-      </w:r>
-      <w:r>
-        <w:t xml:space="preserve"> theo technician_id và trạng thái/thời điểm hiệu lực, JOIN </w:t>
-      </w:r>
+      </w:r>
+      <w:r/>
       <w:r>
         <w:rPr>
           <w:b/>
         </w:rPr>
-        <w:t>repair_visit → service_request → customer</w:t>
-      </w:r>
-      <w:r>
-        <w:t xml:space="preserve">. Đọc thêm </w:t>
-      </w:r>
+      </w:r>
+      <w:r/>
       <w:r>
         <w:rPr>
           <w:b/>
         </w:rPr>
-        <w:t>service_request_service → service</w:t>
-      </w:r>
-      <w:r>
-        <w:t xml:space="preserve"> khi cần thông tin dịch vụ. Dùng địa chỉ snapshot của request để hiển thị nơi thực hiện.</w:t>
-      </w:r>
-    </w:p>
-    <w:p>
-      <w:pPr>
-        <w:pStyle w:val="Heading2"/>
-      </w:pPr>
-      <w:r>
-        <w:t xml:space="preserve">7 </w:t>
-      </w:r>
-      <w:proofErr w:type="spellStart"/>
-      <w:r>
-        <w:t>Kiểm</w:t>
-      </w:r>
-      <w:proofErr w:type="spellEnd"/>
-      <w:r>
-        <w:t xml:space="preserve"> </w:t>
-      </w:r>
-      <w:proofErr w:type="spellStart"/>
-      <w:r>
-        <w:t>tra</w:t>
-      </w:r>
-      <w:proofErr w:type="spellEnd"/>
-      <w:r>
-        <w:t xml:space="preserve"> </w:t>
-      </w:r>
-      <w:proofErr w:type="spellStart"/>
-      <w:r>
-        <w:t>và</w:t>
-      </w:r>
-      <w:proofErr w:type="spellEnd"/>
-      <w:r>
-        <w:t xml:space="preserve"> thực hiện công việc</w:t>
-      </w:r>
-    </w:p>
-    <w:p>
-      <w:pPr>
-        <w:pStyle w:val="ListBullet"/>
-      </w:pPr>
-      <w:r>
-        <w:t xml:space="preserve">Ghi </w:t>
-      </w:r>
+      </w:r>
+      <w:r/>
       <w:r>
         <w:rPr>
           <w:b/>
         </w:rPr>
-        <w:t>diagnosis</w:t>
-      </w:r>
-      <w:r>
-        <w:t xml:space="preserve"> cho visit_id; đọc danh mục </w:t>
-      </w:r>
+      </w:r>
+      <w:r/>
       <w:r>
         <w:rPr>
           <w:b/>
         </w:rPr>
-        <w:t>material</w:t>
-      </w:r>
-      <w:r>
-        <w:t xml:space="preserve"> và ghi </w:t>
-      </w:r>
+      </w:r>
+      <w:r/>
       <w:r>
         <w:rPr>
           <w:b/>
         </w:rPr>
-        <w:t>material_usage</w:t>
-      </w:r>
-      <w:r>
-        <w:t xml:space="preserve"> khi dùng vật tư. Cập nhật </w:t>
-      </w:r>
-      <w:r>
-        <w:rPr>
-          <w:b/>
-        </w:rPr>
-        <w:t>repair_visit</w:t>
-      </w:r>
-      <w:r>
-        <w:t xml:space="preserve"> với công việc, kết quả và phần còn lại. Đọc/ghi </w:t>
-      </w:r>
-      <w:r>
-        <w:rPr>
-          <w:b/>
-        </w:rPr>
-        <w:t>repair_result_review</w:t>
-      </w:r>
-      <w:r>
-        <w:t xml:space="preserve"> khi kiểm tra chất lượng. File được ghi vào </w:t>
-      </w:r>
-      <w:r>
-        <w:rPr>
-          <w:b/>
-        </w:rPr>
-        <w:t>attachment</w:t>
-      </w:r>
-      <w:r>
-        <w:t xml:space="preserve"> với diagnosis_id hoặc visit_id tương ứng; chỉ điền một FK chủ sở hữu.</w:t>
-      </w:r>
+      </w:r>
+      <w:r/>
     </w:p>
     <w:p>
       <w:pPr>
@@ -11762,6 +11972,22 @@
     </w:p>
     <w:p>
       <w:pPr>
+        <w:pStyle w:val="Heading2"/>
+      </w:pPr>
+      <w:r>
+        <w:t>16 Ca làm chuyên môn và vị trí thợ</w:t>
+      </w:r>
+    </w:p>
+    <w:p>
+      <w:pPr>
+        <w:pStyle w:val="ListBullet"/>
+      </w:pPr>
+      <w:r>
+        <w:t>Admin đọc/ghi technician_specialty. Manager đọc/ghi technician_shift và phối hợp lịch qua technician_assignment; trạng thái nghỉ cả ca nằm tại shift_status. Thợ cập nhật tọa độ mới nhất và trạng thái chia sẻ tại user_account. Manager chỉ đọc tọa độ đủ quyền, trong ca, bật chia sẻ và chưa stale/hết phiên. Vị trí hỗ trợ quan sát, chưa tự tối ưu tuyến đường.</w:t>
+      </w:r>
+    </w:p>
+    <w:p>
+      <w:pPr>
         <w:pStyle w:val="Heading1"/>
         <w:rPr>
           <w:u w:val="single"/>
@@ -11878,6 +12104,30 @@
       </w:r>
       <w:r>
         <w:t>. Giữ lịch sử trạng thái và phân công. Không thay thông tin lịch sử bằng giá danh mục hiện tại hoặc xóa phân công cũ chỉ để thể hiện người mới.</w:t>
+      </w:r>
+    </w:p>
+    <w:p>
+      <w:pPr>
+        <w:pStyle w:val="Heading2"/>
+      </w:pPr>
+      <w:r>
+        <w:t>Ca làm đệm 30 phút và đề nghị kéo dài</w:t>
+      </w:r>
+    </w:p>
+    <w:p>
+      <w:pPr>
+        <w:pStyle w:val="ListBullet"/>
+      </w:pPr>
+      <w:r>
+        <w:t>Thời điểm có thể bắt đầu việc tiếp theo = completed_at của chính thợ + 30 phút, sau khi thỏa ca và các lịch khác. Hoàn thành trễ phải cảnh báo lịch tiếp theo. Thực tế quá giờ vẫn ghi nhận được; không giả hoàn thành để vượt kiểm tra. Manager chỉ duyệt kế hoạch kéo dài sau khi đổi người hoặc thống nhất lại giờ các lịch bị ảnh hưởng; Staff liên hệ khách khi cần.</w:t>
+      </w:r>
+    </w:p>
+    <w:p>
+      <w:pPr>
+        <w:pStyle w:val="ListBullet"/>
+      </w:pPr>
+      <w:r>
+        <w:t>Thiết kế gọn gồm 28 bảng, 60 FK: thêm technician_specialty, technician_shift, schedule_change_history; sửa user_account, repair_visit, technician_assignment. Không thêm bảng vị trí, bảng đề nghị kéo dài hoặc bảng nghỉ riêng. Không lưu lịch sử toàn bộ đề nghị kéo dài hay hành trình. Giá phụ tùng và thống kê/nhắc dịch vụ mở rộng để sau.</w:t>
       </w:r>
     </w:p>
     <w:p>
@@ -11929,6 +12179,30 @@
       </w:r>
       <w:r>
         <w:t>: không xóa bản ghi cha còn được tham chiếu. Các bảng có is_active/account_status dùng để ngừng sử dụng theo nghiệp vụ; không tự suy ra mọi bảng đã có cơ chế xóa mềm.</w:t>
+      </w:r>
+    </w:p>
+    <w:p>
+      <w:pPr>
+        <w:pStyle w:val="Heading2"/>
+      </w:pPr>
+      <w:r>
+        <w:t>Hướng dẫn áp dụng schema cập nhật</w:t>
+      </w:r>
+    </w:p>
+    <w:p>
+      <w:pPr>
+        <w:pStyle w:val="ListBullet"/>
+      </w:pPr>
+      <w:r>
+        <w:t>hrmss_schema.sql là baseline tạo mới trên database trống, không phải migration ALTER cho DB đang có dữ liệu. Không chạy lại nguyên file lên DB hiện hữu. Nếu đã triển khai, cần migration riêng: thêm cột nullable, thêm ba bảng, backfill planned_* khi hợp lệ, xử lý phân công trùng rồi mới áp UNIQUE. Không suy completed_at từ ended_at hoặc assigned_at. Có bản sao trước sửa trong thư mục backups.</w:t>
+      </w:r>
+    </w:p>
+    <w:p>
+      <w:pPr>
+        <w:pStyle w:val="ListBullet"/>
+      </w:pPr>
+      <w:r>
+        <w:t>Ca làm, chuyên môn, hoàn thành từng thợ và đệm 30 phút đã chốt. Còn cần thống nhất mã trạng thái visit/assignment, chu kỳ/độ cũ vị trí và expiry với app, cách đo workload, quy tắc tổng hợp hoàn tất toàn visit và ca qua ngày. Các tham số này không thay đổi quyền Manager phân công và Admin quản lý chuyên môn.</w:t>
       </w:r>
     </w:p>
     <w:p>
